--- a/docs/answers/as-logarithms.docx
+++ b/docs/answers/as-logarithms.docx
@@ -52,7 +52,7 @@
         </w:rPr>
         <w:t xml:space="preserve"> </w:t>
       </w:r>
-      <w:hyperlink r:id="rId20">
+      <w:hyperlink r:id="rId9">
         <w:r>
           <w:rPr>
             <w:rStyle w:val="Hyperlink"/>
@@ -108,19 +108,21 @@
             </m:r>
           </m:sub>
         </m:sSub>
-        <m:d>
-          <m:dPr>
-            <m:begChr m:val="("/>
-            <m:sepChr m:val=""/>
-            <m:endChr m:val=")"/>
-            <m:grow/>
-          </m:dPr>
-          <m:e>
-            <m:r>
-              <m:t>x</m:t>
-            </m:r>
-          </m:e>
-        </m:d>
+        <m:r>
+          <m:rPr>
+            <m:sty m:val="p"/>
+          </m:rPr>
+          <m:t>(</m:t>
+        </m:r>
+        <m:r>
+          <m:t>x</m:t>
+        </m:r>
+        <m:r>
+          <m:rPr>
+            <m:sty m:val="p"/>
+          </m:rPr>
+          <m:t>)</m:t>
+        </m:r>
       </m:oMath>
       <w:r>
         <w:t xml:space="preserve"> </w:t>
@@ -138,19 +140,21 @@
           </m:rPr>
           <m:t>ln</m:t>
         </m:r>
-        <m:d>
-          <m:dPr>
-            <m:begChr m:val="("/>
-            <m:sepChr m:val=""/>
-            <m:endChr m:val=")"/>
-            <m:grow/>
-          </m:dPr>
-          <m:e>
-            <m:r>
-              <m:t>x</m:t>
-            </m:r>
-          </m:e>
-        </m:d>
+        <m:r>
+          <m:rPr>
+            <m:sty m:val="p"/>
+          </m:rPr>
+          <m:t>(</m:t>
+        </m:r>
+        <m:r>
+          <m:t>x</m:t>
+        </m:r>
+        <m:r>
+          <m:rPr>
+            <m:sty m:val="p"/>
+          </m:rPr>
+          <m:t>)</m:t>
+        </m:r>
       </m:oMath>
       <w:r>
         <w:t xml:space="preserve">.</w:t>
@@ -163,7 +167,7 @@
         </w:pict>
       </w:r>
     </w:p>
-    <w:bookmarkStart w:id="21" w:name="q1"/>
+    <w:bookmarkStart w:id="10" w:name="q1"/>
     <w:p>
       <w:pPr>
         <w:pStyle w:val="Heading2"/>
@@ -201,19 +205,21 @@
             </m:r>
           </m:sub>
         </m:sSub>
-        <m:d>
-          <m:dPr>
-            <m:begChr m:val="("/>
-            <m:sepChr m:val=""/>
-            <m:endChr m:val=")"/>
-            <m:grow/>
-          </m:dPr>
-          <m:e>
-            <m:r>
-              <m:t>x</m:t>
-            </m:r>
-          </m:e>
-        </m:d>
+        <m:r>
+          <m:rPr>
+            <m:sty m:val="p"/>
+          </m:rPr>
+          <m:t>(</m:t>
+        </m:r>
+        <m:r>
+          <m:t>x</m:t>
+        </m:r>
+        <m:r>
+          <m:rPr>
+            <m:sty m:val="p"/>
+          </m:rPr>
+          <m:t>)</m:t>
+        </m:r>
         <m:r>
           <m:rPr>
             <m:sty m:val="p"/>
@@ -312,19 +318,21 @@
             </m:r>
           </m:sub>
         </m:sSub>
-        <m:d>
-          <m:dPr>
-            <m:begChr m:val="("/>
-            <m:sepChr m:val=""/>
-            <m:endChr m:val=")"/>
-            <m:grow/>
-          </m:dPr>
-          <m:e>
-            <m:r>
-              <m:t>x</m:t>
-            </m:r>
-          </m:e>
-        </m:d>
+        <m:r>
+          <m:rPr>
+            <m:sty m:val="p"/>
+          </m:rPr>
+          <m:t>(</m:t>
+        </m:r>
+        <m:r>
+          <m:t>x</m:t>
+        </m:r>
+        <m:r>
+          <m:rPr>
+            <m:sty m:val="p"/>
+          </m:rPr>
+          <m:t>)</m:t>
+        </m:r>
         <m:r>
           <m:rPr>
             <m:sty m:val="p"/>
@@ -423,19 +431,21 @@
             </m:r>
           </m:sub>
         </m:sSub>
-        <m:d>
-          <m:dPr>
-            <m:begChr m:val="("/>
-            <m:sepChr m:val=""/>
-            <m:endChr m:val=")"/>
-            <m:grow/>
-          </m:dPr>
-          <m:e>
-            <m:r>
-              <m:t>x</m:t>
-            </m:r>
-          </m:e>
-        </m:d>
+        <m:r>
+          <m:rPr>
+            <m:sty m:val="p"/>
+          </m:rPr>
+          <m:t>(</m:t>
+        </m:r>
+        <m:r>
+          <m:t>x</m:t>
+        </m:r>
+        <m:r>
+          <m:rPr>
+            <m:sty m:val="p"/>
+          </m:rPr>
+          <m:t>)</m:t>
+        </m:r>
         <m:r>
           <m:rPr>
             <m:sty m:val="p"/>
@@ -534,19 +544,21 @@
             </m:r>
           </m:sub>
         </m:sSub>
-        <m:d>
-          <m:dPr>
-            <m:begChr m:val="("/>
-            <m:sepChr m:val=""/>
-            <m:endChr m:val=")"/>
-            <m:grow/>
-          </m:dPr>
-          <m:e>
-            <m:r>
-              <m:t>100</m:t>
-            </m:r>
-          </m:e>
-        </m:d>
+        <m:r>
+          <m:rPr>
+            <m:sty m:val="p"/>
+          </m:rPr>
+          <m:t>(</m:t>
+        </m:r>
+        <m:r>
+          <m:t>100</m:t>
+        </m:r>
+        <m:r>
+          <m:rPr>
+            <m:sty m:val="p"/>
+          </m:rPr>
+          <m:t>)</m:t>
+        </m:r>
         <m:r>
           <m:rPr>
             <m:sty m:val="p"/>
@@ -645,19 +657,21 @@
             </m:r>
           </m:sub>
         </m:sSub>
-        <m:d>
-          <m:dPr>
-            <m:begChr m:val="("/>
-            <m:sepChr m:val=""/>
-            <m:endChr m:val=")"/>
-            <m:grow/>
-          </m:dPr>
-          <m:e>
-            <m:r>
-              <m:t>64</m:t>
-            </m:r>
-          </m:e>
-        </m:d>
+        <m:r>
+          <m:rPr>
+            <m:sty m:val="p"/>
+          </m:rPr>
+          <m:t>(</m:t>
+        </m:r>
+        <m:r>
+          <m:t>64</m:t>
+        </m:r>
+        <m:r>
+          <m:rPr>
+            <m:sty m:val="p"/>
+          </m:rPr>
+          <m:t>)</m:t>
+        </m:r>
         <m:r>
           <m:rPr>
             <m:sty m:val="p"/>
@@ -756,19 +770,21 @@
             </m:r>
           </m:sub>
         </m:sSub>
-        <m:d>
-          <m:dPr>
-            <m:begChr m:val="("/>
-            <m:sepChr m:val=""/>
-            <m:endChr m:val=")"/>
-            <m:grow/>
-          </m:dPr>
-          <m:e>
-            <m:r>
-              <m:t>2</m:t>
-            </m:r>
-          </m:e>
-        </m:d>
+        <m:r>
+          <m:rPr>
+            <m:sty m:val="p"/>
+          </m:rPr>
+          <m:t>(</m:t>
+        </m:r>
+        <m:r>
+          <m:t>2</m:t>
+        </m:r>
+        <m:r>
+          <m:rPr>
+            <m:sty m:val="p"/>
+          </m:rPr>
+          <m:t>)</m:t>
+        </m:r>
         <m:r>
           <m:rPr>
             <m:sty m:val="p"/>
@@ -879,19 +895,21 @@
             </m:r>
           </m:sub>
         </m:sSub>
-        <m:d>
-          <m:dPr>
-            <m:begChr m:val="("/>
-            <m:sepChr m:val=""/>
-            <m:endChr m:val=")"/>
-            <m:grow/>
-          </m:dPr>
-          <m:e>
-            <m:r>
-              <m:t>27</m:t>
-            </m:r>
-          </m:e>
-        </m:d>
+        <m:r>
+          <m:rPr>
+            <m:sty m:val="p"/>
+          </m:rPr>
+          <m:t>(</m:t>
+        </m:r>
+        <m:r>
+          <m:t>27</m:t>
+        </m:r>
+        <m:r>
+          <m:rPr>
+            <m:sty m:val="p"/>
+          </m:rPr>
+          <m:t>)</m:t>
+        </m:r>
         <m:r>
           <m:rPr>
             <m:sty m:val="p"/>
@@ -990,19 +1008,21 @@
             </m:r>
           </m:sub>
         </m:sSub>
-        <m:d>
-          <m:dPr>
-            <m:begChr m:val="("/>
-            <m:sepChr m:val=""/>
-            <m:endChr m:val=")"/>
-            <m:grow/>
-          </m:dPr>
-          <m:e>
-            <m:r>
-              <m:t>1</m:t>
-            </m:r>
-          </m:e>
-        </m:d>
+        <m:r>
+          <m:rPr>
+            <m:sty m:val="p"/>
+          </m:rPr>
+          <m:t>(</m:t>
+        </m:r>
+        <m:r>
+          <m:t>1</m:t>
+        </m:r>
+        <m:r>
+          <m:rPr>
+            <m:sty m:val="p"/>
+          </m:rPr>
+          <m:t>)</m:t>
+        </m:r>
         <m:r>
           <m:rPr>
             <m:sty m:val="p"/>
@@ -1101,19 +1121,21 @@
             </m:r>
           </m:sub>
         </m:sSub>
-        <m:d>
-          <m:dPr>
-            <m:begChr m:val="("/>
-            <m:sepChr m:val=""/>
-            <m:endChr m:val=")"/>
-            <m:grow/>
-          </m:dPr>
-          <m:e>
-            <m:r>
-              <m:t>16</m:t>
-            </m:r>
-          </m:e>
-        </m:d>
+        <m:r>
+          <m:rPr>
+            <m:sty m:val="p"/>
+          </m:rPr>
+          <m:t>(</m:t>
+        </m:r>
+        <m:r>
+          <m:t>16</m:t>
+        </m:r>
+        <m:r>
+          <m:rPr>
+            <m:sty m:val="p"/>
+          </m:rPr>
+          <m:t>)</m:t>
+        </m:r>
         <m:r>
           <m:rPr>
             <m:sty m:val="p"/>
@@ -1230,19 +1252,21 @@
             </m:r>
           </m:sub>
         </m:sSub>
-        <m:d>
-          <m:dPr>
-            <m:begChr m:val="("/>
-            <m:sepChr m:val=""/>
-            <m:endChr m:val=")"/>
-            <m:grow/>
-          </m:dPr>
-          <m:e>
-            <m:r>
-              <m:t>49</m:t>
-            </m:r>
-          </m:e>
-        </m:d>
+        <m:r>
+          <m:rPr>
+            <m:sty m:val="p"/>
+          </m:rPr>
+          <m:t>(</m:t>
+        </m:r>
+        <m:r>
+          <m:t>49</m:t>
+        </m:r>
+        <m:r>
+          <m:rPr>
+            <m:sty m:val="p"/>
+          </m:rPr>
+          <m:t>)</m:t>
+        </m:r>
         <m:r>
           <m:rPr>
             <m:sty m:val="p"/>
@@ -1358,19 +1382,21 @@
             </m:r>
           </m:sub>
         </m:sSub>
-        <m:d>
-          <m:dPr>
-            <m:begChr m:val="("/>
-            <m:sepChr m:val=""/>
-            <m:endChr m:val=")"/>
-            <m:grow/>
-          </m:dPr>
-          <m:e>
-            <m:r>
-              <m:t>13</m:t>
-            </m:r>
-          </m:e>
-        </m:d>
+        <m:r>
+          <m:rPr>
+            <m:sty m:val="p"/>
+          </m:rPr>
+          <m:t>(</m:t>
+        </m:r>
+        <m:r>
+          <m:t>13</m:t>
+        </m:r>
+        <m:r>
+          <m:rPr>
+            <m:sty m:val="p"/>
+          </m:rPr>
+          <m:t>)</m:t>
+        </m:r>
         <m:r>
           <m:rPr>
             <m:sty m:val="p"/>
@@ -1481,19 +1507,21 @@
             </m:r>
           </m:sub>
         </m:sSub>
-        <m:d>
-          <m:dPr>
-            <m:begChr m:val="("/>
-            <m:sepChr m:val=""/>
-            <m:endChr m:val=")"/>
-            <m:grow/>
-          </m:dPr>
-          <m:e>
-            <m:r>
-              <m:t>12</m:t>
-            </m:r>
-          </m:e>
-        </m:d>
+        <m:r>
+          <m:rPr>
+            <m:sty m:val="p"/>
+          </m:rPr>
+          <m:t>(</m:t>
+        </m:r>
+        <m:r>
+          <m:t>12</m:t>
+        </m:r>
+        <m:r>
+          <m:rPr>
+            <m:sty m:val="p"/>
+          </m:rPr>
+          <m:t>)</m:t>
+        </m:r>
         <m:r>
           <m:rPr>
             <m:sty m:val="p"/>
@@ -1520,24 +1548,26 @@
         <w:t xml:space="preserve"> </w:t>
       </w:r>
       <m:oMath>
+        <m:r>
+          <m:rPr>
+            <m:sty m:val="p"/>
+          </m:rPr>
+          <m:t>(</m:t>
+        </m:r>
+        <m:r>
+          <m:t>2</m:t>
+        </m:r>
+        <m:r>
+          <m:t>x</m:t>
+        </m:r>
         <m:sSup>
           <m:e>
-            <m:d>
-              <m:dPr>
-                <m:begChr m:val="("/>
-                <m:sepChr m:val=""/>
-                <m:endChr m:val=")"/>
-                <m:grow/>
-              </m:dPr>
-              <m:e>
-                <m:r>
-                  <m:t>2</m:t>
-                </m:r>
-                <m:r>
-                  <m:t>x</m:t>
-                </m:r>
-              </m:e>
-            </m:d>
+            <m:r>
+              <m:rPr>
+                <m:sty m:val="p"/>
+              </m:rPr>
+              <m:t>)</m:t>
+            </m:r>
           </m:e>
           <m:sup>
             <m:r>
@@ -1600,8 +1630,8 @@
         <w:t xml:space="preserve">.</w:t>
       </w:r>
     </w:p>
-    <w:bookmarkEnd w:id="21"/>
-    <w:bookmarkStart w:id="22" w:name="q2"/>
+    <w:bookmarkEnd w:id="10"/>
+    <w:bookmarkStart w:id="11" w:name="q2"/>
     <w:p>
       <w:pPr>
         <w:pStyle w:val="Heading2"/>
@@ -1636,28 +1666,30 @@
             </m:r>
           </m:sub>
         </m:sSub>
-        <m:d>
-          <m:dPr>
-            <m:begChr m:val="("/>
-            <m:sepChr m:val=""/>
-            <m:endChr m:val=")"/>
-            <m:grow/>
-          </m:dPr>
-          <m:e>
-            <m:r>
-              <m:t>M</m:t>
-            </m:r>
-            <m:r>
-              <m:rPr>
-                <m:sty m:val="p"/>
-              </m:rPr>
-              <m:t>⋅</m:t>
-            </m:r>
-            <m:r>
-              <m:t>N</m:t>
-            </m:r>
-          </m:e>
-        </m:d>
+        <m:r>
+          <m:rPr>
+            <m:sty m:val="p"/>
+          </m:rPr>
+          <m:t>(</m:t>
+        </m:r>
+        <m:r>
+          <m:t>M</m:t>
+        </m:r>
+        <m:r>
+          <m:rPr>
+            <m:sty m:val="p"/>
+          </m:rPr>
+          <m:t>⋅</m:t>
+        </m:r>
+        <m:r>
+          <m:t>N</m:t>
+        </m:r>
+        <m:r>
+          <m:rPr>
+            <m:sty m:val="p"/>
+          </m:rPr>
+          <m:t>)</m:t>
+        </m:r>
         <m:r>
           <m:rPr>
             <m:sty m:val="p"/>
@@ -1679,19 +1711,21 @@
             </m:r>
           </m:sub>
         </m:sSub>
-        <m:d>
-          <m:dPr>
-            <m:begChr m:val="("/>
-            <m:sepChr m:val=""/>
-            <m:endChr m:val=")"/>
-            <m:grow/>
-          </m:dPr>
-          <m:e>
-            <m:r>
-              <m:t>M</m:t>
-            </m:r>
-          </m:e>
-        </m:d>
+        <m:r>
+          <m:rPr>
+            <m:sty m:val="p"/>
+          </m:rPr>
+          <m:t>(</m:t>
+        </m:r>
+        <m:r>
+          <m:t>M</m:t>
+        </m:r>
+        <m:r>
+          <m:rPr>
+            <m:sty m:val="p"/>
+          </m:rPr>
+          <m:t>)</m:t>
+        </m:r>
         <m:r>
           <m:rPr>
             <m:sty m:val="p"/>
@@ -1713,19 +1747,21 @@
             </m:r>
           </m:sub>
         </m:sSub>
-        <m:d>
-          <m:dPr>
-            <m:begChr m:val="("/>
-            <m:sepChr m:val=""/>
-            <m:endChr m:val=")"/>
-            <m:grow/>
-          </m:dPr>
-          <m:e>
-            <m:r>
-              <m:t>N</m:t>
-            </m:r>
-          </m:e>
-        </m:d>
+        <m:r>
+          <m:rPr>
+            <m:sty m:val="p"/>
+          </m:rPr>
+          <m:t>(</m:t>
+        </m:r>
+        <m:r>
+          <m:t>N</m:t>
+        </m:r>
+        <m:r>
+          <m:rPr>
+            <m:sty m:val="p"/>
+          </m:rPr>
+          <m:t>)</m:t>
+        </m:r>
       </m:oMath>
     </w:p>
     <w:p>
@@ -1800,19 +1836,21 @@
             </m:r>
           </m:sub>
         </m:sSub>
-        <m:d>
-          <m:dPr>
-            <m:begChr m:val="("/>
-            <m:sepChr m:val=""/>
-            <m:endChr m:val=")"/>
-            <m:grow/>
-          </m:dPr>
-          <m:e>
-            <m:r>
-              <m:t>M</m:t>
-            </m:r>
-          </m:e>
-        </m:d>
+        <m:r>
+          <m:rPr>
+            <m:sty m:val="p"/>
+          </m:rPr>
+          <m:t>(</m:t>
+        </m:r>
+        <m:r>
+          <m:t>M</m:t>
+        </m:r>
+        <m:r>
+          <m:rPr>
+            <m:sty m:val="p"/>
+          </m:rPr>
+          <m:t>)</m:t>
+        </m:r>
         <m:r>
           <m:rPr>
             <m:sty m:val="p"/>
@@ -1834,19 +1872,21 @@
             </m:r>
           </m:sub>
         </m:sSub>
-        <m:d>
-          <m:dPr>
-            <m:begChr m:val="("/>
-            <m:sepChr m:val=""/>
-            <m:endChr m:val=")"/>
-            <m:grow/>
-          </m:dPr>
-          <m:e>
-            <m:r>
-              <m:t>N</m:t>
-            </m:r>
-          </m:e>
-        </m:d>
+        <m:r>
+          <m:rPr>
+            <m:sty m:val="p"/>
+          </m:rPr>
+          <m:t>(</m:t>
+        </m:r>
+        <m:r>
+          <m:t>N</m:t>
+        </m:r>
+        <m:r>
+          <m:rPr>
+            <m:sty m:val="p"/>
+          </m:rPr>
+          <m:t>)</m:t>
+        </m:r>
       </m:oMath>
     </w:p>
     <w:p>
@@ -1875,28 +1915,30 @@
             </m:r>
           </m:sub>
         </m:sSub>
-        <m:d>
-          <m:dPr>
-            <m:begChr m:val="("/>
-            <m:sepChr m:val=""/>
-            <m:endChr m:val=")"/>
-            <m:grow/>
-          </m:dPr>
-          <m:e>
-            <m:sSup>
-              <m:e>
-                <m:r>
-                  <m:t>M</m:t>
-                </m:r>
-              </m:e>
-              <m:sup>
-                <m:r>
-                  <m:t>k</m:t>
-                </m:r>
-              </m:sup>
-            </m:sSup>
-          </m:e>
-        </m:d>
+        <m:r>
+          <m:rPr>
+            <m:sty m:val="p"/>
+          </m:rPr>
+          <m:t>(</m:t>
+        </m:r>
+        <m:sSup>
+          <m:e>
+            <m:r>
+              <m:t>M</m:t>
+            </m:r>
+          </m:e>
+          <m:sup>
+            <m:r>
+              <m:t>k</m:t>
+            </m:r>
+          </m:sup>
+        </m:sSup>
+        <m:r>
+          <m:rPr>
+            <m:sty m:val="p"/>
+          </m:rPr>
+          <m:t>)</m:t>
+        </m:r>
         <m:r>
           <m:rPr>
             <m:sty m:val="p"/>
@@ -1927,19 +1969,21 @@
             </m:r>
           </m:sub>
         </m:sSub>
-        <m:d>
-          <m:dPr>
-            <m:begChr m:val="("/>
-            <m:sepChr m:val=""/>
-            <m:endChr m:val=")"/>
-            <m:grow/>
-          </m:dPr>
-          <m:e>
-            <m:r>
-              <m:t>M</m:t>
-            </m:r>
-          </m:e>
-        </m:d>
+        <m:r>
+          <m:rPr>
+            <m:sty m:val="p"/>
+          </m:rPr>
+          <m:t>(</m:t>
+        </m:r>
+        <m:r>
+          <m:t>M</m:t>
+        </m:r>
+        <m:r>
+          <m:rPr>
+            <m:sty m:val="p"/>
+          </m:rPr>
+          <m:t>)</m:t>
+        </m:r>
       </m:oMath>
     </w:p>
     <w:p>
@@ -1968,19 +2012,21 @@
             </m:r>
           </m:sub>
         </m:sSub>
-        <m:d>
-          <m:dPr>
-            <m:begChr m:val="("/>
-            <m:sepChr m:val=""/>
-            <m:endChr m:val=")"/>
-            <m:grow/>
-          </m:dPr>
-          <m:e>
-            <m:r>
-              <m:t>1</m:t>
-            </m:r>
-          </m:e>
-        </m:d>
+        <m:r>
+          <m:rPr>
+            <m:sty m:val="p"/>
+          </m:rPr>
+          <m:t>(</m:t>
+        </m:r>
+        <m:r>
+          <m:t>1</m:t>
+        </m:r>
+        <m:r>
+          <m:rPr>
+            <m:sty m:val="p"/>
+          </m:rPr>
+          <m:t>)</m:t>
+        </m:r>
         <m:r>
           <m:rPr>
             <m:sty m:val="p"/>
@@ -2018,19 +2064,21 @@
             </m:r>
           </m:sub>
         </m:sSub>
-        <m:d>
-          <m:dPr>
-            <m:begChr m:val="("/>
-            <m:sepChr m:val=""/>
-            <m:endChr m:val=")"/>
-            <m:grow/>
-          </m:dPr>
-          <m:e>
-            <m:r>
-              <m:t>a</m:t>
-            </m:r>
-          </m:e>
-        </m:d>
+        <m:r>
+          <m:rPr>
+            <m:sty m:val="p"/>
+          </m:rPr>
+          <m:t>(</m:t>
+        </m:r>
+        <m:r>
+          <m:t>a</m:t>
+        </m:r>
+        <m:r>
+          <m:rPr>
+            <m:sty m:val="p"/>
+          </m:rPr>
+          <m:t>)</m:t>
+        </m:r>
         <m:r>
           <m:rPr>
             <m:sty m:val="p"/>
@@ -2068,31 +2116,33 @@
             </m:r>
           </m:sub>
         </m:sSub>
-        <m:d>
-          <m:dPr>
-            <m:begChr m:val="("/>
-            <m:sepChr m:val=""/>
-            <m:endChr m:val=")"/>
-            <m:grow/>
-          </m:dPr>
-          <m:e>
-            <m:f>
-              <m:fPr>
-                <m:type m:val="bar"/>
-              </m:fPr>
-              <m:num>
-                <m:r>
-                  <m:t>1</m:t>
-                </m:r>
-              </m:num>
-              <m:den>
-                <m:r>
-                  <m:t>27</m:t>
-                </m:r>
-              </m:den>
-            </m:f>
-          </m:e>
-        </m:d>
+        <m:r>
+          <m:rPr>
+            <m:sty m:val="p"/>
+          </m:rPr>
+          <m:t>(</m:t>
+        </m:r>
+        <m:f>
+          <m:fPr>
+            <m:type m:val="bar"/>
+          </m:fPr>
+          <m:num>
+            <m:r>
+              <m:t>1</m:t>
+            </m:r>
+          </m:num>
+          <m:den>
+            <m:r>
+              <m:t>27</m:t>
+            </m:r>
+          </m:den>
+        </m:f>
+        <m:r>
+          <m:rPr>
+            <m:sty m:val="p"/>
+          </m:rPr>
+          <m:t>)</m:t>
+        </m:r>
         <m:r>
           <m:rPr>
             <m:sty m:val="p"/>
@@ -2174,19 +2224,21 @@
             </m:r>
           </m:sub>
         </m:sSub>
-        <m:d>
-          <m:dPr>
-            <m:begChr m:val="("/>
-            <m:sepChr m:val=""/>
-            <m:endChr m:val=")"/>
-            <m:grow/>
-          </m:dPr>
-          <m:e>
-            <m:r>
-              <m:t>2</m:t>
-            </m:r>
-          </m:e>
-        </m:d>
+        <m:r>
+          <m:rPr>
+            <m:sty m:val="p"/>
+          </m:rPr>
+          <m:t>(</m:t>
+        </m:r>
+        <m:r>
+          <m:t>2</m:t>
+        </m:r>
+        <m:r>
+          <m:rPr>
+            <m:sty m:val="p"/>
+          </m:rPr>
+          <m:t>)</m:t>
+        </m:r>
         <m:r>
           <m:rPr>
             <m:sty m:val="p"/>
@@ -2250,19 +2302,21 @@
             </m:r>
           </m:sub>
         </m:sSub>
-        <m:d>
-          <m:dPr>
-            <m:begChr m:val="("/>
-            <m:sepChr m:val=""/>
-            <m:endChr m:val=")"/>
-            <m:grow/>
-          </m:dPr>
-          <m:e>
-            <m:r>
-              <m:t>10</m:t>
-            </m:r>
-          </m:e>
-        </m:d>
+        <m:r>
+          <m:rPr>
+            <m:sty m:val="p"/>
+          </m:rPr>
+          <m:t>(</m:t>
+        </m:r>
+        <m:r>
+          <m:t>10</m:t>
+        </m:r>
+        <m:r>
+          <m:rPr>
+            <m:sty m:val="p"/>
+          </m:rPr>
+          <m:t>)</m:t>
+        </m:r>
         <m:r>
           <m:rPr>
             <m:sty m:val="p"/>
@@ -2442,28 +2496,30 @@
             </m:r>
           </m:sub>
         </m:sSub>
-        <m:d>
-          <m:dPr>
-            <m:begChr m:val="("/>
-            <m:sepChr m:val=""/>
-            <m:endChr m:val=")"/>
-            <m:grow/>
-          </m:dPr>
-          <m:e>
-            <m:sSup>
-              <m:e>
-                <m:r>
-                  <m:t>a</m:t>
-                </m:r>
-              </m:e>
-              <m:sup>
-                <m:r>
-                  <m:t>2</m:t>
-                </m:r>
-              </m:sup>
-            </m:sSup>
-          </m:e>
-        </m:d>
+        <m:r>
+          <m:rPr>
+            <m:sty m:val="p"/>
+          </m:rPr>
+          <m:t>(</m:t>
+        </m:r>
+        <m:sSup>
+          <m:e>
+            <m:r>
+              <m:t>a</m:t>
+            </m:r>
+          </m:e>
+          <m:sup>
+            <m:r>
+              <m:t>2</m:t>
+            </m:r>
+          </m:sup>
+        </m:sSup>
+        <m:r>
+          <m:rPr>
+            <m:sty m:val="p"/>
+          </m:rPr>
+          <m:t>)</m:t>
+        </m:r>
         <m:r>
           <m:rPr>
             <m:sty m:val="p"/>
@@ -2524,6 +2580,99 @@
           <m:sub>
             <m:r>
               <m:t>x</m:t>
+            </m:r>
+          </m:sub>
+        </m:sSub>
+        <m:r>
+          <m:rPr>
+            <m:sty m:val="p"/>
+          </m:rPr>
+          <m:t>(</m:t>
+        </m:r>
+        <m:r>
+          <m:t>Y</m:t>
+        </m:r>
+        <m:r>
+          <m:t>Z</m:t>
+        </m:r>
+        <m:r>
+          <m:rPr>
+            <m:sty m:val="p"/>
+          </m:rPr>
+          <m:t>)</m:t>
+        </m:r>
+        <m:r>
+          <m:rPr>
+            <m:sty m:val="p"/>
+          </m:rPr>
+          <m:t>=</m:t>
+        </m:r>
+        <m:r>
+          <m:t>M</m:t>
+        </m:r>
+      </m:oMath>
+      <w:r>
+        <w:t xml:space="preserve"> </w:t>
+      </w:r>
+      <w:r>
+        <w:t xml:space="preserve">is</w:t>
+      </w:r>
+      <w:r>
+        <w:t xml:space="preserve"> </w:t>
+      </w:r>
+      <m:oMath>
+        <m:r>
+          <m:t>x</m:t>
+        </m:r>
+        <m:r>
+          <m:rPr>
+            <m:sty m:val="p"/>
+          </m:rPr>
+          <m:t>=</m:t>
+        </m:r>
+        <m:rad>
+          <m:deg>
+            <m:r>
+              <m:t>M</m:t>
+            </m:r>
+          </m:deg>
+          <m:e>
+            <m:r>
+              <m:t>Y</m:t>
+            </m:r>
+            <m:r>
+              <m:t>Z</m:t>
+            </m:r>
+          </m:e>
+        </m:rad>
+      </m:oMath>
+      <w:r>
+        <w:t xml:space="preserve">.</w:t>
+      </w:r>
+    </w:p>
+    <w:p>
+      <w:pPr>
+        <w:pStyle w:val="BodyText"/>
+      </w:pPr>
+      <w:r>
+        <w:t xml:space="preserve">2.6. The solution to</w:t>
+      </w:r>
+      <w:r>
+        <w:t xml:space="preserve"> </w:t>
+      </w:r>
+      <m:oMath>
+        <m:sSub>
+          <m:e>
+            <m:r>
+              <m:rPr>
+                <m:sty m:val="p"/>
+              </m:rPr>
+              <m:t>log</m:t>
+            </m:r>
+          </m:e>
+          <m:sub>
+            <m:r>
+              <m:t>a</m:t>
             </m:r>
           </m:sub>
         </m:sSub>
@@ -2536,10 +2685,7 @@
           </m:dPr>
           <m:e>
             <m:r>
-              <m:t>Y</m:t>
-            </m:r>
-            <m:r>
-              <m:t>Z</m:t>
+              <m:t>y</m:t>
             </m:r>
           </m:e>
         </m:d>
@@ -2547,62 +2693,8 @@
           <m:rPr>
             <m:sty m:val="p"/>
           </m:rPr>
-          <m:t>=</m:t>
-        </m:r>
-        <m:r>
-          <m:t>M</m:t>
-        </m:r>
-      </m:oMath>
-      <w:r>
-        <w:t xml:space="preserve"> </w:t>
-      </w:r>
-      <w:r>
-        <w:t xml:space="preserve">is</w:t>
-      </w:r>
-      <w:r>
-        <w:t xml:space="preserve"> </w:t>
-      </w:r>
-      <m:oMath>
-        <m:r>
-          <m:t>x</m:t>
-        </m:r>
-        <m:r>
-          <m:rPr>
-            <m:sty m:val="p"/>
-          </m:rPr>
-          <m:t>=</m:t>
-        </m:r>
-        <m:rad>
-          <m:deg>
-            <m:r>
-              <m:t>M</m:t>
-            </m:r>
-          </m:deg>
-          <m:e>
-            <m:r>
-              <m:t>Y</m:t>
-            </m:r>
-            <m:r>
-              <m:t>Z</m:t>
-            </m:r>
-          </m:e>
-        </m:rad>
-      </m:oMath>
-      <w:r>
-        <w:t xml:space="preserve">.</w:t>
-      </w:r>
-    </w:p>
-    <w:p>
-      <w:pPr>
-        <w:pStyle w:val="BodyText"/>
-      </w:pPr>
-      <w:r>
-        <w:t xml:space="preserve">2.6. The solution to</w:t>
-      </w:r>
-      <w:r>
-        <w:t xml:space="preserve"> </w:t>
-      </w:r>
-      <m:oMath>
+          <m:t>−</m:t>
+        </m:r>
         <m:sSub>
           <m:e>
             <m:r>
@@ -2618,25 +2710,97 @@
             </m:r>
           </m:sub>
         </m:sSub>
-        <m:d>
-          <m:dPr>
-            <m:begChr m:val="("/>
-            <m:sepChr m:val=""/>
-            <m:endChr m:val=")"/>
-            <m:grow/>
-          </m:dPr>
-          <m:e>
-            <m:r>
-              <m:t>y</m:t>
-            </m:r>
-          </m:e>
-        </m:d>
-        <m:r>
-          <m:rPr>
-            <m:sty m:val="p"/>
-          </m:rPr>
-          <m:t>−</m:t>
-        </m:r>
+        <m:r>
+          <m:rPr>
+            <m:sty m:val="p"/>
+          </m:rPr>
+          <m:t>(</m:t>
+        </m:r>
+        <m:r>
+          <m:t>x</m:t>
+        </m:r>
+        <m:r>
+          <m:rPr>
+            <m:sty m:val="p"/>
+          </m:rPr>
+          <m:t>)</m:t>
+        </m:r>
+        <m:r>
+          <m:rPr>
+            <m:sty m:val="p"/>
+          </m:rPr>
+          <m:t>=</m:t>
+        </m:r>
+        <m:r>
+          <m:t>11</m:t>
+        </m:r>
+      </m:oMath>
+      <w:r>
+        <w:t xml:space="preserve"> </w:t>
+      </w:r>
+      <w:r>
+        <w:t xml:space="preserve">is</w:t>
+      </w:r>
+      <w:r>
+        <w:t xml:space="preserve"> </w:t>
+      </w:r>
+      <m:oMath>
+        <m:r>
+          <m:t>x</m:t>
+        </m:r>
+        <m:r>
+          <m:rPr>
+            <m:sty m:val="p"/>
+          </m:rPr>
+          <m:t>=</m:t>
+        </m:r>
+        <m:r>
+          <m:t>y</m:t>
+        </m:r>
+        <m:sSup>
+          <m:e>
+            <m:r>
+              <m:t>a</m:t>
+            </m:r>
+          </m:e>
+          <m:sup>
+            <m:r>
+              <m:rPr>
+                <m:sty m:val="p"/>
+              </m:rPr>
+              <m:t>−</m:t>
+            </m:r>
+            <m:r>
+              <m:t>11</m:t>
+            </m:r>
+          </m:sup>
+        </m:sSup>
+      </m:oMath>
+      <w:r>
+        <w:t xml:space="preserve">.</w:t>
+      </w:r>
+    </w:p>
+    <w:bookmarkEnd w:id="11"/>
+    <w:bookmarkStart w:id="12" w:name="q3"/>
+    <w:p>
+      <w:pPr>
+        <w:pStyle w:val="Heading2"/>
+      </w:pPr>
+      <w:r>
+        <w:t xml:space="preserve">Q3</w:t>
+      </w:r>
+    </w:p>
+    <w:p>
+      <w:pPr>
+        <w:pStyle w:val="FirstParagraph"/>
+      </w:pPr>
+      <w:r>
+        <w:t xml:space="preserve">3.1.</w:t>
+      </w:r>
+      <w:r>
+        <w:t xml:space="preserve"> </w:t>
+      </w:r>
+      <m:oMath>
         <m:sSub>
           <m:e>
             <m:r>
@@ -2648,127 +2812,25 @@
           </m:e>
           <m:sub>
             <m:r>
-              <m:t>a</m:t>
+              <m:t>3</m:t>
             </m:r>
           </m:sub>
         </m:sSub>
-        <m:d>
-          <m:dPr>
-            <m:begChr m:val="("/>
-            <m:sepChr m:val=""/>
-            <m:endChr m:val=")"/>
-            <m:grow/>
-          </m:dPr>
-          <m:e>
-            <m:r>
-              <m:t>x</m:t>
-            </m:r>
-          </m:e>
-        </m:d>
-        <m:r>
-          <m:rPr>
-            <m:sty m:val="p"/>
-          </m:rPr>
-          <m:t>=</m:t>
-        </m:r>
-        <m:r>
-          <m:t>11</m:t>
-        </m:r>
-      </m:oMath>
-      <w:r>
-        <w:t xml:space="preserve"> </w:t>
-      </w:r>
-      <w:r>
-        <w:t xml:space="preserve">is</w:t>
-      </w:r>
-      <w:r>
-        <w:t xml:space="preserve"> </w:t>
-      </w:r>
-      <m:oMath>
-        <m:r>
-          <m:t>x</m:t>
-        </m:r>
-        <m:r>
-          <m:rPr>
-            <m:sty m:val="p"/>
-          </m:rPr>
-          <m:t>=</m:t>
-        </m:r>
-        <m:r>
-          <m:t>y</m:t>
-        </m:r>
-        <m:sSup>
-          <m:e>
-            <m:r>
-              <m:t>a</m:t>
-            </m:r>
-          </m:e>
-          <m:sup>
-            <m:r>
-              <m:rPr>
-                <m:sty m:val="p"/>
-              </m:rPr>
-              <m:t>−</m:t>
-            </m:r>
-            <m:r>
-              <m:t>11</m:t>
-            </m:r>
-          </m:sup>
-        </m:sSup>
-      </m:oMath>
-      <w:r>
-        <w:t xml:space="preserve">.</w:t>
-      </w:r>
-    </w:p>
-    <w:bookmarkEnd w:id="22"/>
-    <w:bookmarkStart w:id="23" w:name="q3"/>
-    <w:p>
-      <w:pPr>
-        <w:pStyle w:val="Heading2"/>
-      </w:pPr>
-      <w:r>
-        <w:t xml:space="preserve">Q3</w:t>
-      </w:r>
-    </w:p>
-    <w:p>
-      <w:pPr>
-        <w:pStyle w:val="FirstParagraph"/>
-      </w:pPr>
-      <w:r>
-        <w:t xml:space="preserve">3.1.</w:t>
-      </w:r>
-      <w:r>
-        <w:t xml:space="preserve"> </w:t>
-      </w:r>
-      <m:oMath>
-        <m:sSub>
-          <m:e>
-            <m:r>
-              <m:rPr>
-                <m:sty m:val="p"/>
-              </m:rPr>
-              <m:t>log</m:t>
-            </m:r>
-          </m:e>
-          <m:sub>
-            <m:r>
-              <m:t>3</m:t>
-            </m:r>
-          </m:sub>
-        </m:sSub>
-        <m:d>
-          <m:dPr>
-            <m:begChr m:val="("/>
-            <m:sepChr m:val=""/>
-            <m:endChr m:val=")"/>
-            <m:grow/>
-          </m:dPr>
-          <m:e>
-            <m:r>
-              <m:t>25</m:t>
-            </m:r>
-          </m:e>
-        </m:d>
+        <m:r>
+          <m:rPr>
+            <m:sty m:val="p"/>
+          </m:rPr>
+          <m:t>(</m:t>
+        </m:r>
+        <m:r>
+          <m:t>25</m:t>
+        </m:r>
+        <m:r>
+          <m:rPr>
+            <m:sty m:val="p"/>
+          </m:rPr>
+          <m:t>)</m:t>
+        </m:r>
       </m:oMath>
       <w:r>
         <w:t xml:space="preserve"> </w:t>
@@ -2805,19 +2867,21 @@
                 </m:r>
               </m:sub>
             </m:sSub>
-            <m:d>
-              <m:dPr>
-                <m:begChr m:val="("/>
-                <m:sepChr m:val=""/>
-                <m:endChr m:val=")"/>
-                <m:grow/>
-              </m:dPr>
-              <m:e>
-                <m:r>
-                  <m:t>3</m:t>
-                </m:r>
-              </m:e>
-            </m:d>
+            <m:r>
+              <m:rPr>
+                <m:sty m:val="p"/>
+              </m:rPr>
+              <m:t>(</m:t>
+            </m:r>
+            <m:r>
+              <m:t>3</m:t>
+            </m:r>
+            <m:r>
+              <m:rPr>
+                <m:sty m:val="p"/>
+              </m:rPr>
+              <m:t>)</m:t>
+            </m:r>
           </m:den>
         </m:f>
       </m:oMath>
@@ -2851,19 +2915,21 @@
             </m:r>
           </m:sub>
         </m:sSub>
-        <m:d>
-          <m:dPr>
-            <m:begChr m:val="("/>
-            <m:sepChr m:val=""/>
-            <m:endChr m:val=")"/>
-            <m:grow/>
-          </m:dPr>
-          <m:e>
-            <m:r>
-              <m:t>3</m:t>
-            </m:r>
-          </m:e>
-        </m:d>
+        <m:r>
+          <m:rPr>
+            <m:sty m:val="p"/>
+          </m:rPr>
+          <m:t>(</m:t>
+        </m:r>
+        <m:r>
+          <m:t>3</m:t>
+        </m:r>
+        <m:r>
+          <m:rPr>
+            <m:sty m:val="p"/>
+          </m:rPr>
+          <m:t>)</m:t>
+        </m:r>
       </m:oMath>
       <w:r>
         <w:t xml:space="preserve"> </w:t>
@@ -2898,19 +2964,21 @@
                 </m:r>
               </m:sub>
             </m:sSub>
-            <m:d>
-              <m:dPr>
-                <m:begChr m:val="("/>
-                <m:sepChr m:val=""/>
-                <m:endChr m:val=")"/>
-                <m:grow/>
-              </m:dPr>
-              <m:e>
-                <m:r>
-                  <m:t>3</m:t>
-                </m:r>
-              </m:e>
-            </m:d>
+            <m:r>
+              <m:rPr>
+                <m:sty m:val="p"/>
+              </m:rPr>
+              <m:t>(</m:t>
+            </m:r>
+            <m:r>
+              <m:t>3</m:t>
+            </m:r>
+            <m:r>
+              <m:rPr>
+                <m:sty m:val="p"/>
+              </m:rPr>
+              <m:t>)</m:t>
+            </m:r>
           </m:num>
           <m:den>
             <m:r>
@@ -2949,19 +3017,21 @@
             </m:r>
           </m:sub>
         </m:sSub>
-        <m:d>
-          <m:dPr>
-            <m:begChr m:val="("/>
-            <m:sepChr m:val=""/>
-            <m:endChr m:val=")"/>
-            <m:grow/>
-          </m:dPr>
-          <m:e>
-            <m:r>
-              <m:t>10</m:t>
-            </m:r>
-          </m:e>
-        </m:d>
+        <m:r>
+          <m:rPr>
+            <m:sty m:val="p"/>
+          </m:rPr>
+          <m:t>(</m:t>
+        </m:r>
+        <m:r>
+          <m:t>10</m:t>
+        </m:r>
+        <m:r>
+          <m:rPr>
+            <m:sty m:val="p"/>
+          </m:rPr>
+          <m:t>)</m:t>
+        </m:r>
       </m:oMath>
       <w:r>
         <w:t xml:space="preserve"> </w:t>
@@ -2998,28 +3068,30 @@
                 </m:r>
               </m:sub>
             </m:sSub>
-            <m:d>
-              <m:dPr>
-                <m:begChr m:val="("/>
-                <m:sepChr m:val=""/>
-                <m:endChr m:val=")"/>
-                <m:grow/>
-              </m:dPr>
+            <m:r>
+              <m:rPr>
+                <m:sty m:val="p"/>
+              </m:rPr>
+              <m:t>(</m:t>
+            </m:r>
+            <m:sSup>
               <m:e>
-                <m:sSup>
-                  <m:e>
-                    <m:r>
-                      <m:t>e</m:t>
-                    </m:r>
-                  </m:e>
-                  <m:sup>
-                    <m:r>
-                      <m:t>3</m:t>
-                    </m:r>
-                  </m:sup>
-                </m:sSup>
+                <m:r>
+                  <m:t>e</m:t>
+                </m:r>
               </m:e>
-            </m:d>
+              <m:sup>
+                <m:r>
+                  <m:t>3</m:t>
+                </m:r>
+              </m:sup>
+            </m:sSup>
+            <m:r>
+              <m:rPr>
+                <m:sty m:val="p"/>
+              </m:rPr>
+              <m:t>)</m:t>
+            </m:r>
           </m:den>
         </m:f>
       </m:oMath>
@@ -3044,19 +3116,21 @@
           </m:rPr>
           <m:t>ln</m:t>
         </m:r>
-        <m:d>
-          <m:dPr>
-            <m:begChr m:val="("/>
-            <m:sepChr m:val=""/>
-            <m:endChr m:val=")"/>
-            <m:grow/>
-          </m:dPr>
-          <m:e>
-            <m:r>
-              <m:t>27</m:t>
-            </m:r>
-          </m:e>
-        </m:d>
+        <m:r>
+          <m:rPr>
+            <m:sty m:val="p"/>
+          </m:rPr>
+          <m:t>(</m:t>
+        </m:r>
+        <m:r>
+          <m:t>27</m:t>
+        </m:r>
+        <m:r>
+          <m:rPr>
+            <m:sty m:val="p"/>
+          </m:rPr>
+          <m:t>)</m:t>
+        </m:r>
       </m:oMath>
       <w:r>
         <w:t xml:space="preserve"> </w:t>
@@ -3093,19 +3167,21 @@
                 </m:r>
               </m:sub>
             </m:sSub>
-            <m:d>
-              <m:dPr>
-                <m:begChr m:val="("/>
-                <m:sepChr m:val=""/>
-                <m:endChr m:val=")"/>
-                <m:grow/>
-              </m:dPr>
-              <m:e>
-                <m:r>
-                  <m:t>e</m:t>
-                </m:r>
-              </m:e>
-            </m:d>
+            <m:r>
+              <m:rPr>
+                <m:sty m:val="p"/>
+              </m:rPr>
+              <m:t>(</m:t>
+            </m:r>
+            <m:r>
+              <m:t>e</m:t>
+            </m:r>
+            <m:r>
+              <m:rPr>
+                <m:sty m:val="p"/>
+              </m:rPr>
+              <m:t>)</m:t>
+            </m:r>
           </m:den>
         </m:f>
       </m:oMath>
@@ -3139,22 +3215,24 @@
             </m:r>
           </m:sub>
         </m:sSub>
-        <m:d>
-          <m:dPr>
-            <m:begChr m:val="("/>
-            <m:sepChr m:val=""/>
-            <m:endChr m:val=")"/>
-            <m:grow/>
-          </m:dPr>
-          <m:e>
-            <m:r>
-              <m:t>8</m:t>
-            </m:r>
-            <m:r>
-              <m:t>x</m:t>
-            </m:r>
-          </m:e>
-        </m:d>
+        <m:r>
+          <m:rPr>
+            <m:sty m:val="p"/>
+          </m:rPr>
+          <m:t>(</m:t>
+        </m:r>
+        <m:r>
+          <m:t>8</m:t>
+        </m:r>
+        <m:r>
+          <m:t>x</m:t>
+        </m:r>
+        <m:r>
+          <m:rPr>
+            <m:sty m:val="p"/>
+          </m:rPr>
+          <m:t>)</m:t>
+        </m:r>
       </m:oMath>
       <w:r>
         <w:t xml:space="preserve"> </w:t>
@@ -3242,8 +3320,8 @@
         </w:pict>
       </w:r>
     </w:p>
-    <w:bookmarkEnd w:id="23"/>
-    <w:bookmarkStart w:id="25" w:name="version-history-and-licensing"/>
+    <w:bookmarkEnd w:id="12"/>
+    <w:bookmarkStart w:id="14" w:name="version-history-and-licensing"/>
     <w:p>
       <w:pPr>
         <w:pStyle w:val="Heading2"/>
@@ -3276,7 +3354,7 @@
       <w:pPr>
         <w:pStyle w:val="FirstParagraph"/>
       </w:pPr>
-      <w:hyperlink r:id="rId24">
+      <w:hyperlink r:id="rId13">
         <w:r>
           <w:rPr>
             <w:rStyle w:val="Hyperlink"/>
@@ -3285,7 +3363,7 @@
         </w:r>
       </w:hyperlink>
     </w:p>
-    <w:bookmarkEnd w:id="25"/>
+    <w:bookmarkEnd w:id="14"/>
     <w:sectPr>
       <w:pgSz w:h="15840" w:w="12240"/>
       <w:pgMar w:bottom="1440" w:footer="720" w:gutter="0" w:header="720" w:left="1440" w:right="1440" w:top="1440"/>
